--- a/zht/docx/06.content.docx
+++ b/zht/docx/06.content.docx
@@ -3099,18 +3099,12 @@
         </w:rPr>
         <w:t>」（9:14），也就是說，他們沒有向耶和華（雅巍）尋求指引。他們沒有諮詢耶和華，而是根據他們認為合理的證據自行得出結論。聖經在</w:t>
       </w:r>
-      <w:hyperlink r:id="rId13">
-        <w:r>
-          <w:rPr>
-            <w:lang w:val="zh_TW" w:bidi="zh_TW"/>
-          </w:rPr>
-          <w:rPr>
-            <w:color w:val="0000EE"/>
-            <w:u w:val="single"/>
-          </w:rPr>
-          <w:t>箴言三章5節</w:t>
-        </w:r>
-      </w:hyperlink>
+      <w:r>
+        <w:rPr>
+          <w:lang w:val="zh_TW" w:bidi="zh_TW"/>
+        </w:rPr>
+        <w:t>箴言三章5節</w:t>
+      </w:r>
       <w:r>
         <w:rPr>
           <w:lang w:val="zh_TW" w:bidi="zh_TW"/>
@@ -3166,108 +3160,72 @@
         </w:rPr>
         <w:t>在</w:t>
       </w:r>
-      <w:hyperlink r:id="rId14">
-        <w:r>
-          <w:rPr>
-            <w:lang w:val="zh_TW" w:bidi="zh_TW"/>
-          </w:rPr>
-          <w:rPr>
-            <w:color w:val="0000EE"/>
-            <w:u w:val="single"/>
-          </w:rPr>
-          <w:t>三章10節</w:t>
-        </w:r>
-      </w:hyperlink>
+      <w:r>
+        <w:rPr>
+          <w:lang w:val="zh_TW" w:bidi="zh_TW"/>
+        </w:rPr>
+        <w:t>三章10節</w:t>
+      </w:r>
       <w:r>
         <w:rPr>
           <w:lang w:val="zh_TW" w:bidi="zh_TW"/>
         </w:rPr>
         <w:t>中，以色列人被告知要從土地上驅逐的民族名單中包括希未人。在</w:t>
       </w:r>
-      <w:hyperlink r:id="rId15">
-        <w:r>
-          <w:rPr>
-            <w:lang w:val="zh_TW" w:bidi="zh_TW"/>
-          </w:rPr>
-          <w:rPr>
-            <w:color w:val="0000EE"/>
-            <w:u w:val="single"/>
-          </w:rPr>
-          <w:t>九章1至2節</w:t>
-        </w:r>
-      </w:hyperlink>
+      <w:r>
+        <w:rPr>
+          <w:lang w:val="zh_TW" w:bidi="zh_TW"/>
+        </w:rPr>
+        <w:t>九章1至2節</w:t>
+      </w:r>
       <w:r>
         <w:rPr>
           <w:lang w:val="zh_TW" w:bidi="zh_TW"/>
         </w:rPr>
         <w:t>中，約書亞的作者記錄了當約旦河西岸的諸王聽到以色列人對艾城所做的事情時，他們達成協議要與以色列人作戰。在</w:t>
       </w:r>
-      <w:hyperlink r:id="rId16">
-        <w:r>
-          <w:rPr>
-            <w:lang w:val="zh_TW" w:bidi="zh_TW"/>
-          </w:rPr>
-          <w:rPr>
-            <w:color w:val="0000EE"/>
-            <w:u w:val="single"/>
-          </w:rPr>
-          <w:t>九章2節</w:t>
-        </w:r>
-      </w:hyperlink>
+      <w:r>
+        <w:rPr>
+          <w:lang w:val="zh_TW" w:bidi="zh_TW"/>
+        </w:rPr>
+        <w:t>九章2節</w:t>
+      </w:r>
       <w:r>
         <w:rPr>
           <w:lang w:val="zh_TW" w:bidi="zh_TW"/>
         </w:rPr>
         <w:t>中，同意與以色列人作戰的諸王名單中包括「希未人」。作者在</w:t>
       </w:r>
-      <w:hyperlink r:id="rId17">
-        <w:r>
-          <w:rPr>
-            <w:lang w:val="zh_TW" w:bidi="zh_TW"/>
-          </w:rPr>
-          <w:rPr>
-            <w:color w:val="0000EE"/>
-            <w:u w:val="single"/>
-          </w:rPr>
-          <w:t>九章3至4節</w:t>
-        </w:r>
-      </w:hyperlink>
+      <w:r>
+        <w:rPr>
+          <w:lang w:val="zh_TW" w:bidi="zh_TW"/>
+        </w:rPr>
+        <w:t>九章3至4節</w:t>
+      </w:r>
       <w:r>
         <w:rPr>
           <w:lang w:val="zh_TW" w:bidi="zh_TW"/>
         </w:rPr>
         <w:t>中記錄了當「住在基遍的人聽到約書亞對耶利哥和艾城所做的事情時……他們……行事狡猾。」然後作者在</w:t>
       </w:r>
-      <w:hyperlink r:id="rId18">
-        <w:r>
-          <w:rPr>
-            <w:lang w:val="zh_TW" w:bidi="zh_TW"/>
-          </w:rPr>
-          <w:rPr>
-            <w:color w:val="0000EE"/>
-            <w:u w:val="single"/>
-          </w:rPr>
-          <w:t>九章7節</w:t>
-        </w:r>
-      </w:hyperlink>
+      <w:r>
+        <w:rPr>
+          <w:lang w:val="zh_TW" w:bidi="zh_TW"/>
+        </w:rPr>
+        <w:t>九章7節</w:t>
+      </w:r>
       <w:r>
         <w:rPr>
           <w:lang w:val="zh_TW" w:bidi="zh_TW"/>
         </w:rPr>
         <w:t>中記錄了住在基遍的人是「希未人」。希未民族由多個族群組成，其中基遍人只是其中之一。這就是為什麼作者可以在</w:t>
       </w:r>
-      <w:hyperlink r:id="rId15">
-        <w:r>
-          <w:rPr>
-            <w:lang w:val="zh_TW" w:bidi="zh_TW"/>
-          </w:rPr>
-          <w:rPr>
-            <w:color w:val="0000EE"/>
-            <w:u w:val="single"/>
-          </w:rPr>
-          <w:t>九章1至2節</w:t>
-        </w:r>
-      </w:hyperlink>
+      <w:r>
+        <w:rPr>
+          <w:lang w:val="zh_TW" w:bidi="zh_TW"/>
+        </w:rPr>
+        <w:t>九章1至2節</w:t>
+      </w:r>
       <w:r>
         <w:rPr>
           <w:lang w:val="zh_TW" w:bidi="zh_TW"/>

--- a/zht/docx/06.content.docx
+++ b/zht/docx/06.content.docx
@@ -5584,19 +5584,7 @@
         <w:rPr>
           <w:lang w:val="zh_TW" w:bidi="zh_TW"/>
         </w:rPr>
-        <w:t>和</w:t>
-      </w:r>
-      <w:r>
-        <w:rPr>
-          <w:lang w:val="zh_TW" w:bidi="zh_TW"/>
-        </w:rPr>
-        <w:t>血</w:t>
-      </w:r>
-      <w:r>
-        <w:rPr>
-          <w:lang w:val="zh_TW" w:bidi="zh_TW"/>
-        </w:rPr>
-        <w:t>）</w:t>
+        <w:t>和血）</w:t>
       </w:r>
     </w:p>
     <w:p>
